--- a/plantilla_hippies.docx
+++ b/plantilla_hippies.docx
@@ -1124,6 +1124,7 @@
               <w:gridCol w:w="1706"/>
               <w:gridCol w:w="1706"/>
               <w:gridCol w:w="1708"/>
+              <w:gridCol w:w="1708"/>
             </w:tblGrid>
             <w:tr>
               <w:tc>
@@ -1271,6 +1272,53 @@
                   </w:r>
                 </w:p>
               </w:tc>
+              <w:tc>
+                <w:tcPr>
+                  <w:tcW w:w="1708" w:type="dxa"/>
+                  <w:tcBorders>
+                    <w:top w:val="single" w:sz="1" w:space="0" w:color="DDDDDD"/>
+                    <w:left w:val="single" w:sz="1" w:space="0" w:color="DDDDDD"/>
+                    <w:bottom w:val="single" w:sz="1" w:space="0" w:color="DDDDDD"/>
+                    <w:right w:val="single" w:sz="1" w:space="0" w:color="DDDDDD"/>
+                  </w:tcBorders>
+                  <w:shd w:val="clear" w:color="auto" w:fill="F7F7F7"/>
+                  <w:tcMar>
+                    <w:top w:w="120" w:type="dxa"/>
+                    <w:left w:w="140" w:type="dxa"/>
+                    <w:bottom w:w="120" w:type="dxa"/>
+                    <w:right w:w="140" w:type="dxa"/>
+                  </w:tcMar>
+                  <w:vAlign w:val="center"/>
+                </w:tcPr>
+                <w:p>
+                  <w:pPr>
+                    <w:jc w:val="center"/>
+                  </w:pPr>
+                  <w:r>
+                    <w:rPr>
+                      <w:b/>
+                      <w:bCs/>
+                      <w:color w:val="333333"/>
+                      <w:sz w:val="34"/>
+                      <w:szCs w:val="34"/>
+                    </w:rPr>
+                    <w:t>⟦medio_otro⟧</w:t>
+                  </w:r>
+                </w:p>
+                <w:p>
+                  <w:pPr>
+                    <w:jc w:val="center"/>
+                  </w:pPr>
+                  <w:r>
+                    <w:rPr>
+                      <w:color w:val="333333"/>
+                      <w:sz w:val="17"/>
+                      <w:szCs w:val="17"/>
+                    </w:rPr>
+                    <w:t>Otro</w:t>
+                  </w:r>
+                </w:p>
+              </w:tc>
             </w:tr>
           </w:tbl>
           <w:p>
@@ -1514,6 +1562,18 @@
                     <w:t xml:space="preserve">Universidad: ⟦o_univ⟧</w:t>
                   </w:r>
                 </w:p>
+                <w:p>
+                  <w:pPr>
+                    <w:framePr w:hSpace="141" w:wrap="around" w:vAnchor="text" w:hAnchor="margin" w:xAlign="center" w:y="2436"/>
+                  </w:pPr>
+                  <w:r>
+                    <w:rPr>
+                      <w:sz w:val="19"/>
+                      <w:szCs w:val="19"/>
+                    </w:rPr>
+                    <w:t xml:space="preserve">Colegio: ⟦o_colegio⟧</w:t>
+                  </w:r>
+                </w:p>
               </w:tc>
               <w:tc>
                 <w:tcPr>
@@ -1600,6 +1660,18 @@
                       <w:szCs w:val="19"/>
                     </w:rPr>
                     <w:t>Universidad: ⟦d_univ⟧</w:t>
+                  </w:r>
+                </w:p>
+                <w:p>
+                  <w:pPr>
+                    <w:framePr w:hSpace="141" w:wrap="around" w:vAnchor="text" w:hAnchor="margin" w:xAlign="center" w:y="2436"/>
+                  </w:pPr>
+                  <w:r>
+                    <w:rPr>
+                      <w:sz w:val="19"/>
+                      <w:szCs w:val="19"/>
+                    </w:rPr>
+                    <w:t>Colegio: ⟦d_colegio⟧</w:t>
                   </w:r>
                 </w:p>
               </w:tc>
@@ -2697,6 +2769,222 @@
                 <w:szCs w:val="18"/>
               </w:rPr>
               <w:t>⟦alt4_bar⟧</w:t>
+            </w:r>
+          </w:p>
+        </w:tc>
+      </w:tr>
+      <w:tr>
+        <w:tc>
+          <w:tcPr>
+            <w:tcW w:w="1651" w:type="dxa"/>
+            <w:tcBorders>
+              <w:top w:val="single" w:sz="1" w:space="0" w:color="DDDDDD"/>
+              <w:left w:val="single" w:sz="1" w:space="0" w:color="DDDDDD"/>
+              <w:bottom w:val="single" w:sz="1" w:space="0" w:color="DDDDDD"/>
+              <w:right w:val="single" w:sz="1" w:space="0" w:color="DDDDDD"/>
+            </w:tcBorders>
+            <w:shd w:val="clear" w:color="auto" w:fill="F7F7F7"/>
+            <w:tcMar>
+              <w:top w:w="80" w:type="dxa"/>
+              <w:left w:w="120" w:type="dxa"/>
+              <w:bottom w:w="80" w:type="dxa"/>
+              <w:right w:w="120" w:type="dxa"/>
+            </w:tcMar>
+          </w:tcPr>
+          <w:p>
+            <w:r>
+              <w:t>⟦alt5_lbl⟧</w:t>
+            </w:r>
+          </w:p>
+        </w:tc>
+        <w:tc>
+          <w:tcPr>
+            <w:tcW w:w="1363" w:type="dxa"/>
+            <w:tcBorders>
+              <w:top w:val="single" w:sz="1" w:space="0" w:color="DDDDDD"/>
+              <w:left w:val="single" w:sz="1" w:space="0" w:color="DDDDDD"/>
+              <w:bottom w:val="single" w:sz="1" w:space="0" w:color="DDDDDD"/>
+              <w:right w:val="single" w:sz="1" w:space="0" w:color="DDDDDD"/>
+            </w:tcBorders>
+            <w:shd w:val="clear" w:color="auto" w:fill="F7F7F7"/>
+            <w:tcMar>
+              <w:top w:w="80" w:type="dxa"/>
+              <w:left w:w="120" w:type="dxa"/>
+              <w:bottom w:w="80" w:type="dxa"/>
+              <w:right w:w="120" w:type="dxa"/>
+            </w:tcMar>
+          </w:tcPr>
+          <w:p>
+            <w:pPr>
+              <w:jc w:val="center"/>
+            </w:pPr>
+            <w:r>
+              <w:t>⟦alt5_n⟧</w:t>
+            </w:r>
+          </w:p>
+        </w:tc>
+        <w:tc>
+          <w:tcPr>
+            <w:tcW w:w="3360" w:type="dxa"/>
+            <w:tcBorders>
+              <w:top w:val="single" w:sz="1" w:space="0" w:color="DDDDDD"/>
+              <w:left w:val="single" w:sz="1" w:space="0" w:color="DDDDDD"/>
+              <w:bottom w:val="single" w:sz="1" w:space="0" w:color="DDDDDD"/>
+              <w:right w:val="single" w:sz="1" w:space="0" w:color="DDDDDD"/>
+            </w:tcBorders>
+            <w:shd w:val="clear" w:color="auto" w:fill="F7F7F7"/>
+            <w:tcMar>
+              <w:top w:w="80" w:type="dxa"/>
+              <w:left w:w="120" w:type="dxa"/>
+              <w:bottom w:w="80" w:type="dxa"/>
+              <w:right w:w="120" w:type="dxa"/>
+            </w:tcMar>
+          </w:tcPr>
+          <w:p>
+            <w:pPr>
+              <w:jc w:val="center"/>
+            </w:pPr>
+            <w:r>
+              <w:rPr>
+                <w:color w:val="CC0000"/>
+              </w:rPr>
+              <w:t>⟦alt5_p⟧</w:t>
+            </w:r>
+          </w:p>
+        </w:tc>
+        <w:tc>
+          <w:tcPr>
+            <w:tcW w:w="4066" w:type="dxa"/>
+            <w:tcBorders>
+              <w:top w:val="single" w:sz="1" w:space="0" w:color="DDDDDD"/>
+              <w:left w:val="single" w:sz="1" w:space="0" w:color="DDDDDD"/>
+              <w:bottom w:val="single" w:sz="1" w:space="0" w:color="DDDDDD"/>
+              <w:right w:val="single" w:sz="1" w:space="0" w:color="DDDDDD"/>
+            </w:tcBorders>
+            <w:shd w:val="clear" w:color="auto" w:fill="F7F7F7"/>
+            <w:tcMar>
+              <w:top w:w="80" w:type="dxa"/>
+              <w:left w:w="120" w:type="dxa"/>
+              <w:bottom w:w="80" w:type="dxa"/>
+              <w:right w:w="120" w:type="dxa"/>
+            </w:tcMar>
+          </w:tcPr>
+          <w:p>
+            <w:r>
+              <w:rPr>
+                <w:color w:val="CC0000"/>
+                <w:sz w:val="18"/>
+                <w:szCs w:val="18"/>
+              </w:rPr>
+              <w:t>⟦alt5_bar⟧</w:t>
+            </w:r>
+          </w:p>
+        </w:tc>
+      </w:tr>
+      <w:tr>
+        <w:tc>
+          <w:tcPr>
+            <w:tcW w:w="1651" w:type="dxa"/>
+            <w:tcBorders>
+              <w:top w:val="single" w:sz="1" w:space="0" w:color="DDDDDD"/>
+              <w:left w:val="single" w:sz="1" w:space="0" w:color="DDDDDD"/>
+              <w:bottom w:val="single" w:sz="1" w:space="0" w:color="DDDDDD"/>
+              <w:right w:val="single" w:sz="1" w:space="0" w:color="DDDDDD"/>
+            </w:tcBorders>
+            <w:shd w:val="clear" w:color="auto" w:fill="F7F7F7"/>
+            <w:tcMar>
+              <w:top w:w="80" w:type="dxa"/>
+              <w:left w:w="120" w:type="dxa"/>
+              <w:bottom w:w="80" w:type="dxa"/>
+              <w:right w:w="120" w:type="dxa"/>
+            </w:tcMar>
+          </w:tcPr>
+          <w:p>
+            <w:r>
+              <w:t>⟦alt6_lbl⟧</w:t>
+            </w:r>
+          </w:p>
+        </w:tc>
+        <w:tc>
+          <w:tcPr>
+            <w:tcW w:w="1363" w:type="dxa"/>
+            <w:tcBorders>
+              <w:top w:val="single" w:sz="1" w:space="0" w:color="DDDDDD"/>
+              <w:left w:val="single" w:sz="1" w:space="0" w:color="DDDDDD"/>
+              <w:bottom w:val="single" w:sz="1" w:space="0" w:color="DDDDDD"/>
+              <w:right w:val="single" w:sz="1" w:space="0" w:color="DDDDDD"/>
+            </w:tcBorders>
+            <w:shd w:val="clear" w:color="auto" w:fill="F7F7F7"/>
+            <w:tcMar>
+              <w:top w:w="80" w:type="dxa"/>
+              <w:left w:w="120" w:type="dxa"/>
+              <w:bottom w:w="80" w:type="dxa"/>
+              <w:right w:w="120" w:type="dxa"/>
+            </w:tcMar>
+          </w:tcPr>
+          <w:p>
+            <w:pPr>
+              <w:jc w:val="center"/>
+            </w:pPr>
+            <w:r>
+              <w:t>⟦alt6_n⟧</w:t>
+            </w:r>
+          </w:p>
+        </w:tc>
+        <w:tc>
+          <w:tcPr>
+            <w:tcW w:w="3360" w:type="dxa"/>
+            <w:tcBorders>
+              <w:top w:val="single" w:sz="1" w:space="0" w:color="DDDDDD"/>
+              <w:left w:val="single" w:sz="1" w:space="0" w:color="DDDDDD"/>
+              <w:bottom w:val="single" w:sz="1" w:space="0" w:color="DDDDDD"/>
+              <w:right w:val="single" w:sz="1" w:space="0" w:color="DDDDDD"/>
+            </w:tcBorders>
+            <w:shd w:val="clear" w:color="auto" w:fill="F7F7F7"/>
+            <w:tcMar>
+              <w:top w:w="80" w:type="dxa"/>
+              <w:left w:w="120" w:type="dxa"/>
+              <w:bottom w:w="80" w:type="dxa"/>
+              <w:right w:w="120" w:type="dxa"/>
+            </w:tcMar>
+          </w:tcPr>
+          <w:p>
+            <w:pPr>
+              <w:jc w:val="center"/>
+            </w:pPr>
+            <w:r>
+              <w:rPr>
+                <w:color w:val="CC0000"/>
+              </w:rPr>
+              <w:t>⟦alt6_p⟧</w:t>
+            </w:r>
+          </w:p>
+        </w:tc>
+        <w:tc>
+          <w:tcPr>
+            <w:tcW w:w="4066" w:type="dxa"/>
+            <w:tcBorders>
+              <w:top w:val="single" w:sz="1" w:space="0" w:color="DDDDDD"/>
+              <w:left w:val="single" w:sz="1" w:space="0" w:color="DDDDDD"/>
+              <w:bottom w:val="single" w:sz="1" w:space="0" w:color="DDDDDD"/>
+              <w:right w:val="single" w:sz="1" w:space="0" w:color="DDDDDD"/>
+            </w:tcBorders>
+            <w:shd w:val="clear" w:color="auto" w:fill="F7F7F7"/>
+            <w:tcMar>
+              <w:top w:w="80" w:type="dxa"/>
+              <w:left w:w="120" w:type="dxa"/>
+              <w:bottom w:w="80" w:type="dxa"/>
+              <w:right w:w="120" w:type="dxa"/>
+            </w:tcMar>
+          </w:tcPr>
+          <w:p>
+            <w:r>
+              <w:rPr>
+                <w:color w:val="CC0000"/>
+                <w:sz w:val="18"/>
+                <w:szCs w:val="18"/>
+              </w:rPr>
+              <w:t>⟦alt6_bar⟧</w:t>
             </w:r>
           </w:p>
         </w:tc>
